--- a/templates/COMPLIANCE_NOTICE_TEMPLATE_PATH.docx
+++ b/templates/COMPLIANCE_NOTICE_TEMPLATE_PATH.docx
@@ -904,7 +904,7 @@
           <w:sz w:val="22"/>
           <w:szCs w:val="22"/>
         </w:rPr>
-        <w:t>EHP1</w:t>
+        <w:t>EHP</w:t>
       </w:r>
       <w:r>
         <w:rPr>
@@ -2112,6 +2112,7 @@
   <w:style w:type="character" w:default="1" w:styleId="DefaultParagraphFont">
     <w:name w:val="Default Paragraph Font"/>
     <w:uiPriority w:val="1"/>
+    <w:semiHidden/>
     <w:unhideWhenUsed/>
   </w:style>
   <w:style w:type="table" w:default="1" w:styleId="TableNormal">
